--- a/TIendademuebles/PRESENTACIÓN LENGUAJE DE MARCAS ACTIVIDAD GRUPAL 3.docx
+++ b/TIendademuebles/PRESENTACIÓN LENGUAJE DE MARCAS ACTIVIDAD GRUPAL 3.docx
@@ -26,6 +26,9 @@
       <w:r>
         <w:t>Sergio Cuadrado Brazuelo</w:t>
       </w:r>
+      <w:r>
+        <w:t>.</w:t>
+      </w:r>
     </w:p>
     <w:p>
       <w:r>
@@ -36,13 +39,48 @@
         <w:t>Nausía</w:t>
       </w:r>
       <w:proofErr w:type="spellEnd"/>
+      <w:r>
+        <w:t>.</w:t>
+      </w:r>
     </w:p>
     <w:p>
-      <w:r>
+      <w:pPr>
+        <w:rPr>
+          <w:lang w:val="de-DE"/>
+        </w:rPr>
+      </w:pPr>
+      <w:r>
+        <w:rPr>
+          <w:lang w:val="de-DE"/>
+        </w:rPr>
         <w:t xml:space="preserve">Darwin </w:t>
       </w:r>
+      <w:r>
+        <w:rPr>
+          <w:lang w:val="de-DE"/>
+        </w:rPr>
+        <w:t>Omar Pi</w:t>
+      </w:r>
+      <w:r>
+        <w:rPr>
+          <w:lang w:val="de-DE"/>
+        </w:rPr>
+        <w:t>mentel Martin</w:t>
+      </w:r>
+      <w:r>
+        <w:rPr>
+          <w:lang w:val="de-DE"/>
+        </w:rPr>
+        <w:t>.</w:t>
+      </w:r>
     </w:p>
-    <w:p/>
+    <w:p>
+      <w:pPr>
+        <w:rPr>
+          <w:lang w:val="de-DE"/>
+        </w:rPr>
+      </w:pPr>
+    </w:p>
     <w:tbl>
       <w:tblPr>
         <w:tblStyle w:val="Tablaconcuadrcula4-nfasis1"/>
@@ -94,6 +132,9 @@
           <w:p>
             <w:r>
               <w:t>Darwin</w:t>
+            </w:r>
+            <w:r>
+              <w:t xml:space="preserve"> Omar Pimentel Martin</w:t>
             </w:r>
           </w:p>
         </w:tc>
@@ -220,14 +261,272 @@
     <w:p/>
     <w:p>
       <w:r>
-        <w:t xml:space="preserve">Yo, Sergio Cuadrado Brazuelo me he encargado de la sección de los enlaces rápidos, de la Política de Privacidad, Política de cookies, Aviso Legal. Utilizando el concepto de diseño que realizó Darwin para la página principal, he adaptado mediante CSS las subpáginas </w:t>
-      </w:r>
-      <w:r>
-        <w:t>cambiando márgenes y editando la cabecera.</w:t>
+        <w:t>Redactado por Darwin.</w:t>
       </w:r>
     </w:p>
     <w:p>
       <w:r>
+        <w:t xml:space="preserve">Una que vez que formamos el grupo. Nos reunimos los tres por </w:t>
+      </w:r>
+      <w:proofErr w:type="spellStart"/>
+      <w:r>
+        <w:t>D</w:t>
+      </w:r>
+      <w:r>
+        <w:t>iscord</w:t>
+      </w:r>
+      <w:proofErr w:type="spellEnd"/>
+      <w:r>
+        <w:t xml:space="preserve">. </w:t>
+      </w:r>
+      <w:r>
+        <w:t xml:space="preserve">Estuvimos debatiendo que tipo de página íbamos a crear y su </w:t>
+      </w:r>
+      <w:r>
+        <w:t>contenido. Acordamos</w:t>
+      </w:r>
+      <w:r>
+        <w:t xml:space="preserve"> los siguientes puntos mencionados la tabla de arriba.</w:t>
+      </w:r>
+      <w:r>
+        <w:t xml:space="preserve"> Nuestro compañero Mikel creo </w:t>
+      </w:r>
+      <w:proofErr w:type="spellStart"/>
+      <w:r>
+        <w:t>Github</w:t>
+      </w:r>
+      <w:proofErr w:type="spellEnd"/>
+      <w:r>
+        <w:t xml:space="preserve"> para realizar el trabajo e ir subiendo y haciendo </w:t>
+      </w:r>
+      <w:proofErr w:type="spellStart"/>
+      <w:r>
+        <w:t>pull</w:t>
+      </w:r>
+      <w:proofErr w:type="spellEnd"/>
+      <w:r>
+        <w:t xml:space="preserve"> para el trabajo realizado.</w:t>
+      </w:r>
+    </w:p>
+    <w:p>
+      <w:r>
+        <w:rPr>
+          <w:noProof/>
+        </w:rPr>
+        <w:drawing>
+          <wp:inline distT="0" distB="0" distL="0" distR="0" wp14:anchorId="3C042ED5" wp14:editId="6522A7B1">
+            <wp:extent cx="5748697" cy="2638425"/>
+            <wp:effectExtent l="0" t="0" r="4445" b="0"/>
+            <wp:docPr id="76478395" name="Imagen 3"/>
+            <wp:cNvGraphicFramePr>
+              <a:graphicFrameLocks xmlns:a="http://schemas.openxmlformats.org/drawingml/2006/main" noChangeAspect="1"/>
+            </wp:cNvGraphicFramePr>
+            <a:graphic xmlns:a="http://schemas.openxmlformats.org/drawingml/2006/main">
+              <a:graphicData uri="http://schemas.openxmlformats.org/drawingml/2006/picture">
+                <pic:pic xmlns:pic="http://schemas.openxmlformats.org/drawingml/2006/picture">
+                  <pic:nvPicPr>
+                    <pic:cNvPr id="76478395" name="Imagen 76478395"/>
+                    <pic:cNvPicPr/>
+                  </pic:nvPicPr>
+                  <pic:blipFill>
+                    <a:blip r:embed="rId5" cstate="print">
+                      <a:extLst>
+                        <a:ext uri="{28A0092B-C50C-407E-A947-70E740481C1C}">
+                          <a14:useLocalDpi xmlns:a14="http://schemas.microsoft.com/office/drawing/2010/main" val="0"/>
+                        </a:ext>
+                      </a:extLst>
+                    </a:blip>
+                    <a:stretch>
+                      <a:fillRect/>
+                    </a:stretch>
+                  </pic:blipFill>
+                  <pic:spPr>
+                    <a:xfrm>
+                      <a:off x="0" y="0"/>
+                      <a:ext cx="5755229" cy="2641423"/>
+                    </a:xfrm>
+                    <a:prstGeom prst="rect">
+                      <a:avLst/>
+                    </a:prstGeom>
+                  </pic:spPr>
+                </pic:pic>
+              </a:graphicData>
+            </a:graphic>
+          </wp:inline>
+        </w:drawing>
+      </w:r>
+    </w:p>
+    <w:p/>
+    <w:p>
+      <w:r>
+        <w:t xml:space="preserve"> Para </w:t>
+      </w:r>
+      <w:r>
+        <w:t>empezar,</w:t>
+      </w:r>
+      <w:r>
+        <w:t xml:space="preserve"> me puse a realizar las tareas para crear la </w:t>
+      </w:r>
+      <w:r>
+        <w:t>página</w:t>
+      </w:r>
+      <w:r>
+        <w:t xml:space="preserve"> principal.</w:t>
+      </w:r>
+      <w:r>
+        <w:t xml:space="preserve"> Adjunto captura de pantalla.</w:t>
+      </w:r>
+    </w:p>
+    <w:p>
+      <w:r>
+        <w:rPr>
+          <w:noProof/>
+        </w:rPr>
+        <w:lastRenderedPageBreak/>
+        <w:drawing>
+          <wp:inline distT="0" distB="0" distL="0" distR="0" wp14:anchorId="6997E67C" wp14:editId="6FFC541B">
+            <wp:extent cx="5248275" cy="3507105"/>
+            <wp:effectExtent l="0" t="0" r="9525" b="0"/>
+            <wp:docPr id="774174089" name="Imagen 1"/>
+            <wp:cNvGraphicFramePr>
+              <a:graphicFrameLocks xmlns:a="http://schemas.openxmlformats.org/drawingml/2006/main" noChangeAspect="1"/>
+            </wp:cNvGraphicFramePr>
+            <a:graphic xmlns:a="http://schemas.openxmlformats.org/drawingml/2006/main">
+              <a:graphicData uri="http://schemas.openxmlformats.org/drawingml/2006/picture">
+                <pic:pic xmlns:pic="http://schemas.openxmlformats.org/drawingml/2006/picture">
+                  <pic:nvPicPr>
+                    <pic:cNvPr id="774174089" name="Imagen 774174089"/>
+                    <pic:cNvPicPr/>
+                  </pic:nvPicPr>
+                  <pic:blipFill>
+                    <a:blip r:embed="rId6" cstate="print">
+                      <a:extLst>
+                        <a:ext uri="{28A0092B-C50C-407E-A947-70E740481C1C}">
+                          <a14:useLocalDpi xmlns:a14="http://schemas.microsoft.com/office/drawing/2010/main" val="0"/>
+                        </a:ext>
+                      </a:extLst>
+                    </a:blip>
+                    <a:stretch>
+                      <a:fillRect/>
+                    </a:stretch>
+                  </pic:blipFill>
+                  <pic:spPr>
+                    <a:xfrm>
+                      <a:off x="0" y="0"/>
+                      <a:ext cx="5248275" cy="3507105"/>
+                    </a:xfrm>
+                    <a:prstGeom prst="rect">
+                      <a:avLst/>
+                    </a:prstGeom>
+                  </pic:spPr>
+                </pic:pic>
+              </a:graphicData>
+            </a:graphic>
+          </wp:inline>
+        </w:drawing>
+      </w:r>
+    </w:p>
+    <w:p>
+      <w:r>
+        <w:t>A posterior una compañera no pudo hacer el trabajo con nosotros y acabe realizando las tareas del carrito. Debo asumir que</w:t>
+      </w:r>
+      <w:r>
+        <w:t xml:space="preserve"> </w:t>
+      </w:r>
+      <w:r>
+        <w:t>me costó</w:t>
+      </w:r>
+      <w:r>
+        <w:t xml:space="preserve"> bastante </w:t>
+      </w:r>
+      <w:r>
+        <w:t>con</w:t>
+      </w:r>
+      <w:r>
+        <w:t xml:space="preserve"> mi poco conocimiento con </w:t>
+      </w:r>
+      <w:r>
+        <w:t>JavaScript,</w:t>
+      </w:r>
+      <w:r>
+        <w:t xml:space="preserve"> </w:t>
+      </w:r>
+      <w:r>
+        <w:t xml:space="preserve">pero después de leer el temario ver </w:t>
+      </w:r>
+      <w:proofErr w:type="gramStart"/>
+      <w:r>
+        <w:t>unos par</w:t>
+      </w:r>
+      <w:proofErr w:type="gramEnd"/>
+      <w:r>
+        <w:t xml:space="preserve"> de tutorial acaba consiguiente formar un carrito presentable.</w:t>
+      </w:r>
+    </w:p>
+    <w:p>
+      <w:r>
+        <w:rPr>
+          <w:noProof/>
+        </w:rPr>
+        <w:drawing>
+          <wp:inline distT="0" distB="0" distL="0" distR="0" wp14:anchorId="0C76534C" wp14:editId="43F2C9B4">
+            <wp:extent cx="5400040" cy="2985135"/>
+            <wp:effectExtent l="0" t="0" r="0" b="5715"/>
+            <wp:docPr id="927372938" name="Imagen 2"/>
+            <wp:cNvGraphicFramePr>
+              <a:graphicFrameLocks xmlns:a="http://schemas.openxmlformats.org/drawingml/2006/main" noChangeAspect="1"/>
+            </wp:cNvGraphicFramePr>
+            <a:graphic xmlns:a="http://schemas.openxmlformats.org/drawingml/2006/main">
+              <a:graphicData uri="http://schemas.openxmlformats.org/drawingml/2006/picture">
+                <pic:pic xmlns:pic="http://schemas.openxmlformats.org/drawingml/2006/picture">
+                  <pic:nvPicPr>
+                    <pic:cNvPr id="927372938" name="Imagen 927372938"/>
+                    <pic:cNvPicPr/>
+                  </pic:nvPicPr>
+                  <pic:blipFill>
+                    <a:blip r:embed="rId7" cstate="print">
+                      <a:extLst>
+                        <a:ext uri="{28A0092B-C50C-407E-A947-70E740481C1C}">
+                          <a14:useLocalDpi xmlns:a14="http://schemas.microsoft.com/office/drawing/2010/main" val="0"/>
+                        </a:ext>
+                      </a:extLst>
+                    </a:blip>
+                    <a:stretch>
+                      <a:fillRect/>
+                    </a:stretch>
+                  </pic:blipFill>
+                  <pic:spPr>
+                    <a:xfrm>
+                      <a:off x="0" y="0"/>
+                      <a:ext cx="5400040" cy="2985135"/>
+                    </a:xfrm>
+                    <a:prstGeom prst="rect">
+                      <a:avLst/>
+                    </a:prstGeom>
+                  </pic:spPr>
+                </pic:pic>
+              </a:graphicData>
+            </a:graphic>
+          </wp:inline>
+        </w:drawing>
+      </w:r>
+    </w:p>
+    <w:p>
+      <w:r>
+        <w:t>Redactado por Sergio.</w:t>
+      </w:r>
+    </w:p>
+    <w:p>
+      <w:r>
+        <w:t xml:space="preserve">Yo, Sergio Cuadrado Brazuelo me he encargado de la sección de los enlaces rápidos, de la Política de Privacidad, Política de cookies, Aviso Legal. Utilizando el concepto de diseño que realizó Darwin para la página principal, he adaptado mediante CSS las subpáginas </w:t>
+      </w:r>
+      <w:r>
+        <w:t>cambiando márgenes y editando la cabecera.</w:t>
+      </w:r>
+    </w:p>
+    <w:p>
+      <w:r>
+        <w:lastRenderedPageBreak/>
         <w:t>Respetando el estilo común que establecimos me he encargado de cada una de las secciones de categorías y de la sección de ofertas.</w:t>
       </w:r>
     </w:p>

--- a/TIendademuebles/PRESENTACIÓN LENGUAJE DE MARCAS ACTIVIDAD GRUPAL 3.docx
+++ b/TIendademuebles/PRESENTACIÓN LENGUAJE DE MARCAS ACTIVIDAD GRUPAL 3.docx
@@ -454,11 +454,9 @@
       <w:r>
         <w:t xml:space="preserve">pero después de leer el temario ver </w:t>
       </w:r>
-      <w:proofErr w:type="gramStart"/>
-      <w:r>
-        <w:t>unos par</w:t>
-      </w:r>
-      <w:proofErr w:type="gramEnd"/>
+      <w:r>
+        <w:t>unos pares</w:t>
+      </w:r>
       <w:r>
         <w:t xml:space="preserve"> de tutorial acaba consiguiente formar un carrito presentable.</w:t>
       </w:r>
